--- a/templates/initial_bylaws.docx
+++ b/templates/initial_bylaws.docx
@@ -1825,7 +1825,7 @@
         <w:rPr>
           <w:szCs w:val="24"/>
         </w:rPr>
-        <w:t xml:space="preserve">{{#if Founders|length &gt; 0}}{{#each founders}}{{#if founder.board_yn == True}}{{/if}}{{/each}}{{/if}}{{#if NonFounderDirectors|length &gt; 0}}{{#each nonfounderdirectors}}{{/each}}{{/if}}The Board shall consist of one or more members. The initial number of directors shall be {{all_directors_count|words|lower}} ({{all_directors_count}}), and, thereafter, unless otherwise required by law or the Certificate of Incorporation, shall be fixed from time to time by resolution of a majority of the Whole Board or the stockholders of the Corporation holding at least a majority of the voting power of the Corporation’s outstanding stock then entitled to vote at an election of directors.  No decrease in the authorized number of directors constituting the Board shall shorten the term of any incumbent director. Directors need not be stockholders of the Corporation.</w:t>
+        <w:t xml:space="preserve">The Board shall consist of one or more members. The initial number of directors shall be {{all_directors_count|words|lower}} ({{all_directors_count}}), and, thereafter, unless otherwise required by law or the Certificate of Incorporation, shall be fixed from time to time by resolution of a majority of the Whole Board or the stockholders of the Corporation holding at least a majority of the voting power of the Corporation’s outstanding stock then entitled to vote at an election of directors.  No decrease in the authorized number of directors constituting the Board shall shorten the term of any incumbent director. Directors need not be stockholders of the Corporation.</w:t>
       </w:r>
       <w:proofErr w:type="spellStart"/>
       <w:proofErr w:type="spellEnd"/>
